--- a/First Brief Report Template.docx
+++ b/First Brief Report Template.docx
@@ -255,14 +255,32 @@
               <w:rPr>
                 <w:rFonts w:ascii="Times New Roman" w:hAnsi="Times New Roman" w:cs="Times New Roman" w:hint="eastAsia"/>
               </w:rPr>
-              <w:t xml:space="preserve">Sun </w:t>
+              <w:t>Sun</w:t>
+            </w:r>
+            <w:r>
+              <w:rPr>
+                <w:rFonts w:ascii="Times New Roman" w:hAnsi="Times New Roman" w:cs="Times New Roman" w:hint="eastAsia"/>
+              </w:rPr>
+              <w:t xml:space="preserve"> </w:t>
             </w:r>
             <w:proofErr w:type="spellStart"/>
             <w:r>
               <w:rPr>
                 <w:rFonts w:ascii="Times New Roman" w:hAnsi="Times New Roman" w:cs="Times New Roman" w:hint="eastAsia"/>
               </w:rPr>
-              <w:t>Haixin</w:t>
+              <w:t>Hai</w:t>
+            </w:r>
+            <w:r>
+              <w:rPr>
+                <w:rFonts w:ascii="Times New Roman" w:hAnsi="Times New Roman" w:cs="Times New Roman" w:hint="eastAsia"/>
+              </w:rPr>
+              <w:t>x</w:t>
+            </w:r>
+            <w:r>
+              <w:rPr>
+                <w:rFonts w:ascii="Times New Roman" w:hAnsi="Times New Roman" w:cs="Times New Roman" w:hint="eastAsia"/>
+              </w:rPr>
+              <w:t>in</w:t>
             </w:r>
             <w:proofErr w:type="spellEnd"/>
           </w:p>
@@ -294,7 +312,7 @@
           <w:p>
             <w:pPr>
               <w:rPr>
-                <w:rFonts w:ascii="Times New Roman" w:hAnsi="Times New Roman" w:cs="Times New Roman"/>
+                <w:rFonts w:ascii="Times New Roman" w:hAnsi="Times New Roman" w:cs="Times New Roman" w:hint="eastAsia"/>
               </w:rPr>
             </w:pPr>
             <w:r>
@@ -302,6 +320,12 @@
                 <w:rFonts w:ascii="Times New Roman" w:hAnsi="Times New Roman" w:cs="Times New Roman"/>
               </w:rPr>
               <w:t xml:space="preserve">QM no: </w:t>
+            </w:r>
+            <w:r>
+              <w:rPr>
+                <w:rFonts w:ascii="Times New Roman" w:hAnsi="Times New Roman" w:cs="Times New Roman" w:hint="eastAsia"/>
+              </w:rPr>
+              <w:t>231225834</w:t>
             </w:r>
           </w:p>
         </w:tc>
@@ -320,6 +344,12 @@
                 <w:rFonts w:ascii="Times New Roman" w:hAnsi="Times New Roman" w:cs="Times New Roman"/>
               </w:rPr>
               <w:t>Name:</w:t>
+            </w:r>
+            <w:r>
+              <w:rPr>
+                <w:rFonts w:ascii="Times New Roman" w:hAnsi="Times New Roman" w:cs="Times New Roman" w:hint="eastAsia"/>
+              </w:rPr>
+              <w:t xml:space="preserve"> Hong Haoran</w:t>
             </w:r>
             <w:r>
               <w:rPr>
@@ -356,7 +386,7 @@
           <w:p>
             <w:pPr>
               <w:rPr>
-                <w:rFonts w:ascii="Times New Roman" w:hAnsi="Times New Roman" w:cs="Times New Roman"/>
+                <w:rFonts w:ascii="Times New Roman" w:hAnsi="Times New Roman" w:cs="Times New Roman" w:hint="eastAsia"/>
               </w:rPr>
             </w:pPr>
             <w:r>
@@ -364,6 +394,12 @@
                 <w:rFonts w:ascii="Times New Roman" w:hAnsi="Times New Roman" w:cs="Times New Roman"/>
               </w:rPr>
               <w:t xml:space="preserve">QM no: </w:t>
+            </w:r>
+            <w:r>
+              <w:rPr>
+                <w:rFonts w:ascii="Times New Roman" w:hAnsi="Times New Roman" w:cs="Times New Roman" w:hint="eastAsia"/>
+              </w:rPr>
+              <w:t>231225856</w:t>
             </w:r>
           </w:p>
         </w:tc>
@@ -374,7 +410,7 @@
           <w:p>
             <w:pPr>
               <w:rPr>
-                <w:rFonts w:ascii="Times New Roman" w:hAnsi="Times New Roman" w:cs="Times New Roman"/>
+                <w:rFonts w:ascii="Times New Roman" w:hAnsi="Times New Roman" w:cs="Times New Roman" w:hint="eastAsia"/>
               </w:rPr>
             </w:pPr>
             <w:r>
@@ -388,6 +424,12 @@
                 <w:rFonts w:ascii="Times New Roman" w:hAnsi="Times New Roman" w:cs="Times New Roman"/>
               </w:rPr>
               <w:t xml:space="preserve"> </w:t>
+            </w:r>
+            <w:r>
+              <w:rPr>
+                <w:rFonts w:ascii="Times New Roman" w:hAnsi="Times New Roman" w:cs="Times New Roman" w:hint="eastAsia"/>
+              </w:rPr>
+              <w:t>Zou Junzi</w:t>
             </w:r>
           </w:p>
         </w:tc>
@@ -418,7 +460,7 @@
           <w:p>
             <w:pPr>
               <w:rPr>
-                <w:rFonts w:ascii="Times New Roman" w:hAnsi="Times New Roman" w:cs="Times New Roman"/>
+                <w:rFonts w:ascii="Times New Roman" w:hAnsi="Times New Roman" w:cs="Times New Roman" w:hint="eastAsia"/>
               </w:rPr>
             </w:pPr>
             <w:r>
@@ -426,6 +468,12 @@
                 <w:rFonts w:ascii="Times New Roman" w:hAnsi="Times New Roman" w:cs="Times New Roman"/>
               </w:rPr>
               <w:t xml:space="preserve">QM no: </w:t>
+            </w:r>
+            <w:r>
+              <w:rPr>
+                <w:rFonts w:ascii="Times New Roman" w:hAnsi="Times New Roman" w:cs="Times New Roman" w:hint="eastAsia"/>
+              </w:rPr>
+              <w:t>231225890</w:t>
             </w:r>
           </w:p>
         </w:tc>
@@ -436,7 +484,7 @@
           <w:p>
             <w:pPr>
               <w:rPr>
-                <w:rFonts w:ascii="Times New Roman" w:hAnsi="Times New Roman" w:cs="Times New Roman"/>
+                <w:rFonts w:ascii="Times New Roman" w:hAnsi="Times New Roman" w:cs="Times New Roman" w:hint="eastAsia"/>
               </w:rPr>
             </w:pPr>
             <w:r>
@@ -451,6 +499,20 @@
               </w:rPr>
               <w:t xml:space="preserve"> </w:t>
             </w:r>
+            <w:r>
+              <w:rPr>
+                <w:rFonts w:ascii="Times New Roman" w:hAnsi="Times New Roman" w:cs="Times New Roman" w:hint="eastAsia"/>
+              </w:rPr>
+              <w:t xml:space="preserve">Pan </w:t>
+            </w:r>
+            <w:proofErr w:type="spellStart"/>
+            <w:r>
+              <w:rPr>
+                <w:rFonts w:ascii="Times New Roman" w:hAnsi="Times New Roman" w:cs="Times New Roman" w:hint="eastAsia"/>
+              </w:rPr>
+              <w:t>Lirui</w:t>
+            </w:r>
+            <w:proofErr w:type="spellEnd"/>
           </w:p>
         </w:tc>
       </w:tr>
@@ -480,7 +542,7 @@
           <w:p>
             <w:pPr>
               <w:rPr>
-                <w:rFonts w:ascii="Times New Roman" w:hAnsi="Times New Roman" w:cs="Times New Roman"/>
+                <w:rFonts w:ascii="Times New Roman" w:hAnsi="Times New Roman" w:cs="Times New Roman" w:hint="eastAsia"/>
               </w:rPr>
             </w:pPr>
             <w:r>
@@ -488,6 +550,12 @@
                 <w:rFonts w:ascii="Times New Roman" w:hAnsi="Times New Roman" w:cs="Times New Roman"/>
               </w:rPr>
               <w:t xml:space="preserve">QM no: </w:t>
+            </w:r>
+            <w:r>
+              <w:rPr>
+                <w:rFonts w:ascii="Times New Roman" w:hAnsi="Times New Roman" w:cs="Times New Roman" w:hint="eastAsia"/>
+              </w:rPr>
+              <w:t>231225801</w:t>
             </w:r>
           </w:p>
         </w:tc>
@@ -498,7 +566,7 @@
           <w:p>
             <w:pPr>
               <w:rPr>
-                <w:rFonts w:ascii="Times New Roman" w:hAnsi="Times New Roman" w:cs="Times New Roman"/>
+                <w:rFonts w:ascii="Times New Roman" w:hAnsi="Times New Roman" w:cs="Times New Roman" w:hint="eastAsia"/>
               </w:rPr>
             </w:pPr>
             <w:r>
@@ -512,6 +580,12 @@
                 <w:rFonts w:ascii="Times New Roman" w:hAnsi="Times New Roman" w:cs="Times New Roman"/>
               </w:rPr>
               <w:t xml:space="preserve"> </w:t>
+            </w:r>
+            <w:r>
+              <w:rPr>
+                <w:rFonts w:ascii="Times New Roman" w:hAnsi="Times New Roman" w:cs="Times New Roman" w:hint="eastAsia"/>
+              </w:rPr>
+              <w:t>Xie Siyuan</w:t>
             </w:r>
           </w:p>
         </w:tc>
@@ -560,172 +634,72 @@
       <w:pPr>
         <w:rPr>
           <w:rFonts w:ascii="Times New Roman" w:hAnsi="Times New Roman" w:cs="Times New Roman"/>
-        </w:rPr>
-      </w:pPr>
-      <w:r>
-        <w:rPr>
-          <w:rFonts w:ascii="Times New Roman" w:hAnsi="Times New Roman" w:cs="Times New Roman"/>
-        </w:rPr>
-        <w:t>D</w:t>
-      </w:r>
-      <w:r>
-        <w:rPr>
-          <w:rFonts w:ascii="Times New Roman" w:hAnsi="Times New Roman" w:cs="Times New Roman"/>
-        </w:rPr>
-        <w:t xml:space="preserve">escribe the fact-finding techniques, iteration </w:t>
-      </w:r>
-      <w:r>
-        <w:rPr>
-          <w:rFonts w:ascii="Times New Roman" w:hAnsi="Times New Roman" w:cs="Times New Roman"/>
-        </w:rPr>
-        <w:t>plan</w:t>
-      </w:r>
-      <w:r>
-        <w:rPr>
-          <w:rFonts w:ascii="Times New Roman" w:hAnsi="Times New Roman" w:cs="Times New Roman"/>
-        </w:rPr>
-        <w:t>, prioriti</w:t>
-      </w:r>
-      <w:r>
-        <w:rPr>
-          <w:rFonts w:ascii="Times New Roman" w:hAnsi="Times New Roman" w:cs="Times New Roman"/>
-        </w:rPr>
-        <w:t>s</w:t>
-      </w:r>
-      <w:r>
-        <w:rPr>
-          <w:rFonts w:ascii="Times New Roman" w:hAnsi="Times New Roman" w:cs="Times New Roman"/>
-        </w:rPr>
-        <w:t xml:space="preserve">ation and estimation </w:t>
-      </w:r>
-      <w:r>
-        <w:rPr>
-          <w:rFonts w:ascii="Times New Roman" w:hAnsi="Times New Roman" w:cs="Times New Roman"/>
-        </w:rPr>
-        <w:t>methods</w:t>
-      </w:r>
-      <w:r>
-        <w:rPr>
-          <w:rFonts w:ascii="Times New Roman" w:hAnsi="Times New Roman" w:cs="Times New Roman"/>
-        </w:rPr>
-        <w:t xml:space="preserve"> used in the project</w:t>
-      </w:r>
-      <w:r>
-        <w:rPr>
-          <w:rFonts w:ascii="Times New Roman" w:hAnsi="Times New Roman" w:cs="Times New Roman"/>
-        </w:rPr>
-        <w:t>.</w:t>
-      </w:r>
-    </w:p>
-    <w:p>
-      <w:pPr>
-        <w:rPr>
-          <w:rFonts w:ascii="Times New Roman" w:hAnsi="Times New Roman" w:cs="Times New Roman"/>
-          <w:color w:val="FF0000"/>
-        </w:rPr>
-      </w:pPr>
-      <w:r>
-        <w:rPr>
-          <w:rFonts w:ascii="Times New Roman" w:hAnsi="Times New Roman" w:cs="Times New Roman"/>
-          <w:color w:val="FF0000"/>
-        </w:rPr>
-        <w:t xml:space="preserve">To </w:t>
-      </w:r>
-      <w:proofErr w:type="gramStart"/>
-      <w:r>
-        <w:rPr>
-          <w:rFonts w:ascii="Times New Roman" w:hAnsi="Times New Roman" w:cs="Times New Roman"/>
-          <w:color w:val="FF0000"/>
-        </w:rPr>
-        <w:t>here  -</w:t>
-      </w:r>
-      <w:proofErr w:type="gramEnd"/>
-      <w:r>
-        <w:rPr>
-          <w:rFonts w:ascii="Times New Roman" w:hAnsi="Times New Roman" w:cs="Times New Roman"/>
-          <w:color w:val="FF0000"/>
+          <w:lang w:val="en-US"/>
+        </w:rPr>
+      </w:pPr>
+      <w:r>
+        <w:rPr>
+          <w:rFonts w:ascii="Times New Roman" w:hAnsi="Times New Roman" w:cs="Times New Roman"/>
+          <w:lang w:val="en-US"/>
+        </w:rPr>
+        <w:t>We adopted three requirement-finding techniques taught in the lecture to identify the needs of the TA recruitment system:</w:t>
+      </w:r>
+    </w:p>
+    <w:p>
+      <w:pPr>
+        <w:rPr>
+          <w:rFonts w:ascii="Times New Roman" w:hAnsi="Times New Roman" w:cs="Times New Roman"/>
+          <w:lang w:val="en-US"/>
+        </w:rPr>
+      </w:pPr>
+      <w:r>
+        <w:rPr>
+          <w:rFonts w:ascii="Times New Roman" w:hAnsi="Times New Roman" w:cs="Times New Roman"/>
+          <w:lang w:val="en-US"/>
+        </w:rPr>
+        <w:t>1.1 Fact-Finding Techniques</w:t>
+      </w:r>
+    </w:p>
+    <w:p>
+      <w:pPr>
+        <w:rPr>
+          <w:rFonts w:ascii="Times New Roman" w:hAnsi="Times New Roman" w:cs="Times New Roman"/>
+          <w:lang w:val="en-US"/>
+        </w:rPr>
+      </w:pPr>
+      <w:r>
+        <w:rPr>
+          <w:rFonts w:ascii="Times New Roman" w:hAnsi="Times New Roman" w:cs="Times New Roman"/>
+          <w:lang w:val="en-US"/>
+        </w:rPr>
+        <w:t xml:space="preserve">We used three mainstream requirement-finding methods from the lecture to collect </w:t>
+      </w:r>
+      <w:r>
+        <w:rPr>
+          <w:rFonts w:ascii="Times New Roman" w:hAnsi="Times New Roman" w:cs="Times New Roman"/>
+          <w:lang w:val="en-US"/>
+        </w:rPr>
+        <w:t>real needs for</w:t>
+      </w:r>
+      <w:r>
+        <w:rPr>
+          <w:rFonts w:ascii="Times New Roman" w:hAnsi="Times New Roman" w:cs="Times New Roman" w:hint="eastAsia"/>
+          <w:lang w:val="en-US"/>
         </w:rPr>
         <w:t xml:space="preserve"> </w:t>
       </w:r>
       <w:r>
         <w:rPr>
           <w:rFonts w:ascii="Times New Roman" w:hAnsi="Times New Roman" w:cs="Times New Roman"/>
-          <w:color w:val="FF0000"/>
-        </w:rPr>
-        <w:t xml:space="preserve">No more than </w:t>
-      </w:r>
-      <w:r>
-        <w:rPr>
-          <w:rFonts w:ascii="Times New Roman" w:hAnsi="Times New Roman" w:cs="Times New Roman"/>
-          <w:color w:val="FF0000"/>
-        </w:rPr>
-        <w:t>5</w:t>
-      </w:r>
-      <w:r>
-        <w:rPr>
-          <w:rFonts w:ascii="Times New Roman" w:hAnsi="Times New Roman" w:cs="Times New Roman"/>
-          <w:color w:val="FF0000"/>
-        </w:rPr>
-        <w:t xml:space="preserve"> pages</w:t>
-      </w:r>
-      <w:r>
-        <w:rPr>
-          <w:rFonts w:ascii="Times New Roman" w:hAnsi="Times New Roman" w:cs="Times New Roman"/>
-          <w:color w:val="FF0000"/>
-        </w:rPr>
-        <w:t>.</w:t>
-      </w:r>
-    </w:p>
-    <w:p>
-      <w:pPr>
-        <w:rPr>
-          <w:rFonts w:ascii="Times New Roman" w:hAnsi="Times New Roman" w:cs="Times New Roman"/>
-          <w:lang w:val="en-US"/>
-        </w:rPr>
-      </w:pPr>
-      <w:r>
-        <w:rPr>
-          <w:rFonts w:ascii="Times New Roman" w:hAnsi="Times New Roman" w:cs="Times New Roman"/>
-          <w:lang w:val="en-US"/>
-        </w:rPr>
-        <w:t>We adopted three requirement-finding techniques taught in the lecture to identify the needs of the TA recruitment system:</w:t>
-      </w:r>
-    </w:p>
-    <w:p>
-      <w:pPr>
-        <w:rPr>
-          <w:rFonts w:ascii="Times New Roman" w:hAnsi="Times New Roman" w:cs="Times New Roman"/>
-          <w:lang w:val="en-US"/>
-        </w:rPr>
-      </w:pPr>
-      <w:r>
-        <w:rPr>
-          <w:rFonts w:ascii="Times New Roman" w:hAnsi="Times New Roman" w:cs="Times New Roman"/>
-          <w:lang w:val="en-US"/>
-        </w:rPr>
-        <w:t>1.1 Fact-Finding Techniques</w:t>
-      </w:r>
-    </w:p>
-    <w:p>
-      <w:pPr>
-        <w:rPr>
-          <w:rFonts w:ascii="Times New Roman" w:hAnsi="Times New Roman" w:cs="Times New Roman"/>
-          <w:lang w:val="en-US"/>
-        </w:rPr>
-      </w:pPr>
-      <w:r>
-        <w:rPr>
-          <w:rFonts w:ascii="Times New Roman" w:hAnsi="Times New Roman" w:cs="Times New Roman"/>
-          <w:lang w:val="en-US"/>
-        </w:rPr>
-        <w:t xml:space="preserve">We used three mainstream requirement-finding methods from the lecture to collect </w:t>
-      </w:r>
-      <w:r>
-        <w:rPr>
-          <w:rFonts w:ascii="Times New Roman" w:hAnsi="Times New Roman" w:cs="Times New Roman"/>
-          <w:lang w:val="en-US"/>
-        </w:rPr>
-        <w:t>real needs for teaching assistant recruitment software</w:t>
+        </w:rPr>
+        <w:t>the</w:t>
+      </w:r>
+      <w:r>
+        <w:rPr>
+          <w:rFonts w:ascii="Times New Roman" w:hAnsi="Times New Roman" w:cs="Times New Roman"/>
+          <w:lang w:val="en-US"/>
+        </w:rPr>
+        <w:t xml:space="preserve"> teaching assistant recruitment software</w:t>
       </w:r>
       <w:r>
         <w:rPr>
@@ -780,14 +754,7 @@
         <w:rPr>
           <w:rFonts w:ascii="Times New Roman" w:hAnsi="Times New Roman" w:cs="Times New Roman"/>
         </w:rPr>
-        <w:t xml:space="preserve"> to grasp the current industry development status and general functional standards of online teaching assistant recruitment systems. At present, the recruitment of teaching assistants is in the stage of digital transformation. Traditional offline paper forms and Excel-based management are gradually replaced by lightweight online recruitment systems. The mainstream industry functions are highly standardized, which mainly </w:t>
-      </w:r>
-      <w:proofErr w:type="gramStart"/>
-      <w:r>
-        <w:rPr>
-          <w:rFonts w:ascii="Times New Roman" w:hAnsi="Times New Roman" w:cs="Times New Roman"/>
-        </w:rPr>
-        <w:t>include</w:t>
+        <w:t xml:space="preserve"> to grasp the current industry development status and general functional standards of online teaching assistant recruitment systems. At present, the recruitment of teaching assistants is in the stage of digital transformation. Traditional offline paper forms and Excel-based management are gradually replaced by lightweight online recruitment systems. The mainstream industry functions are highly standardized, which mainly include</w:t>
       </w:r>
       <w:r>
         <w:rPr>
@@ -795,24 +762,25 @@
         </w:rPr>
         <w:t>:</w:t>
       </w:r>
-      <w:proofErr w:type="gramEnd"/>
       <w:r>
         <w:rPr>
           <w:rFonts w:ascii="Times New Roman" w:hAnsi="Times New Roman" w:cs="Times New Roman"/>
         </w:rPr>
         <w:t xml:space="preserve"> role-based account management for applicants and recruiters; personal profile creation and resume uploading for applicants; job browsing, filtering and online application; real-time application status tracking; job posting and applicant screening for recruiters. These systems focus on simplicity, efficiency and easy operation to adapt to the campus scenario with short recruitment cycles and clear business processes.</w:t>
       </w:r>
-      <w:r>
+    </w:p>
+    <w:p>
+      <w:pPr>
+        <w:ind w:left="720"/>
         <w:rPr>
           <w:rFonts w:ascii="Times New Roman" w:hAnsi="Times New Roman" w:cs="Times New Roman" w:hint="eastAsia"/>
         </w:rPr>
-        <w:t xml:space="preserve"> </w:t>
-      </w:r>
-      <w:r>
-        <w:rPr>
-          <w:rFonts w:ascii="Times New Roman" w:hAnsi="Times New Roman" w:cs="Times New Roman"/>
-        </w:rPr>
-        <w:t xml:space="preserve">Secondly, we implemented in-depth </w:t>
+      </w:pPr>
+      <w:r>
+        <w:rPr>
+          <w:rFonts w:ascii="Times New Roman" w:hAnsi="Times New Roman" w:cs="Times New Roman"/>
+        </w:rPr>
+        <w:t xml:space="preserve">Secondly, we conducted an in-depth </w:t>
       </w:r>
       <w:r>
         <w:rPr>
@@ -820,13 +788,13 @@
           <w:b/>
           <w:bCs/>
         </w:rPr>
-        <w:t>competitive analysis</w:t>
-      </w:r>
-      <w:r>
-        <w:rPr>
-          <w:rFonts w:ascii="Times New Roman" w:hAnsi="Times New Roman" w:cs="Times New Roman"/>
-        </w:rPr>
-        <w:t xml:space="preserve"> by investigating three mainstream online recruitment platforms with mature teaching assistant recruitment sections, namely </w:t>
+        <w:t>comparative analysis</w:t>
+      </w:r>
+      <w:r>
+        <w:rPr>
+          <w:rFonts w:ascii="Times New Roman" w:hAnsi="Times New Roman" w:cs="Times New Roman"/>
+        </w:rPr>
+        <w:t xml:space="preserve"> of three mainstream online recruitment platforms with mature teaching assistant recruitment modules—</w:t>
       </w:r>
       <w:r>
         <w:rPr>
@@ -849,10 +817,22 @@
       <w:r>
         <w:rPr>
           <w:rFonts w:ascii="Times New Roman" w:hAnsi="Times New Roman" w:cs="Times New Roman"/>
+        </w:rPr>
+        <w:t>,</w:t>
+      </w:r>
+      <w:r>
+        <w:rPr>
+          <w:rFonts w:ascii="Times New Roman" w:hAnsi="Times New Roman" w:cs="Times New Roman"/>
           <w:b/>
           <w:bCs/>
         </w:rPr>
-        <w:t xml:space="preserve">, 51job and </w:t>
+        <w:t xml:space="preserve"> 51job</w:t>
+      </w:r>
+      <w:r>
+        <w:rPr>
+          <w:rFonts w:ascii="Times New Roman" w:hAnsi="Times New Roman" w:cs="Times New Roman"/>
+        </w:rPr>
+        <w:t xml:space="preserve">, and </w:t>
       </w:r>
       <w:proofErr w:type="spellStart"/>
       <w:r>
@@ -861,245 +841,198 @@
           <w:b/>
           <w:bCs/>
         </w:rPr>
-        <w:t>LiePin</w:t>
+        <w:t>Liepin</w:t>
       </w:r>
       <w:proofErr w:type="spellEnd"/>
       <w:r>
         <w:rPr>
           <w:rFonts w:ascii="Times New Roman" w:hAnsi="Times New Roman" w:cs="Times New Roman"/>
         </w:rPr>
-        <w:t>. We focused on analysing their core functions, process design and interaction logic for TA positions:</w:t>
-      </w:r>
-    </w:p>
-    <w:p>
-      <w:pPr>
-        <w:pStyle w:val="a9"/>
+        <w:t xml:space="preserve">—focusing specifically on their core functionalities, workflow design, and user interaction patterns for TA </w:t>
+      </w:r>
+      <w:proofErr w:type="spellStart"/>
+      <w:r>
+        <w:rPr>
+          <w:rFonts w:ascii="Times New Roman" w:hAnsi="Times New Roman" w:cs="Times New Roman"/>
+        </w:rPr>
+        <w:t>positions.This</w:t>
+      </w:r>
+      <w:proofErr w:type="spellEnd"/>
+      <w:r>
+        <w:rPr>
+          <w:rFonts w:ascii="Times New Roman" w:hAnsi="Times New Roman" w:cs="Times New Roman"/>
+        </w:rPr>
+        <w:t xml:space="preserve"> analysis revealed a consistent and proven digital paradigm across all platforms: they collectively adopt an integrated triad design framework</w:t>
+      </w:r>
+      <w:r>
+        <w:rPr>
+          <w:rFonts w:ascii="Times New Roman" w:hAnsi="Times New Roman" w:cs="Times New Roman" w:hint="eastAsia"/>
+        </w:rPr>
+        <w:t xml:space="preserve">s </w:t>
+      </w:r>
+      <w:r>
+        <w:rPr>
+          <w:rFonts w:ascii="Times New Roman" w:hAnsi="Times New Roman" w:cs="Times New Roman"/>
+          <w:b/>
+          <w:bCs/>
+        </w:rPr>
+        <w:t>—"structured information presentation, intelligent process assistance, and bidirectional experience optimization"</w:t>
+      </w:r>
+      <w:r>
+        <w:rPr>
+          <w:rFonts w:ascii="Times New Roman" w:hAnsi="Times New Roman" w:cs="Times New Roman"/>
+          <w:lang w:val="en-US"/>
+        </w:rPr>
+        <w:t> </w:t>
+      </w:r>
+      <w:r>
+        <w:rPr>
+          <w:rFonts w:ascii="Times New Roman" w:hAnsi="Times New Roman" w:cs="Times New Roman" w:hint="eastAsia"/>
+          <w:lang w:val="en-US"/>
+        </w:rPr>
+        <w:t>to</w:t>
+      </w:r>
+      <w:r>
+        <w:rPr>
+          <w:rFonts w:ascii="Times New Roman" w:hAnsi="Times New Roman" w:cs="Times New Roman"/>
+          <w:lang w:val="en-US"/>
+        </w:rPr>
+        <w:t xml:space="preserve"> systematically reconstruct the recruitment workflow</w:t>
+      </w:r>
+      <w:r>
+        <w:rPr>
+          <w:rFonts w:ascii="Times New Roman" w:hAnsi="Times New Roman" w:cs="Times New Roman" w:hint="eastAsia"/>
+          <w:lang w:val="en-US"/>
+        </w:rPr>
+        <w:t>:</w:t>
+      </w:r>
+    </w:p>
+    <w:p>
+      <w:pPr>
         <w:numPr>
           <w:ilvl w:val="0"/>
-          <w:numId w:val="10"/>
+          <w:numId w:val="13"/>
         </w:numPr>
-        <w:rPr>
-          <w:rFonts w:ascii="Times New Roman" w:hAnsi="Times New Roman" w:cs="Times New Roman"/>
-        </w:rPr>
-      </w:pPr>
-      <w:r>
-        <w:rPr>
-          <w:rFonts w:ascii="Times New Roman" w:hAnsi="Times New Roman" w:cs="Times New Roman"/>
+        <w:tabs>
+          <w:tab w:val="num" w:pos="720"/>
+        </w:tabs>
+        <w:rPr>
+          <w:rFonts w:ascii="Times New Roman" w:hAnsi="Times New Roman" w:cs="Times New Roman"/>
+          <w:lang w:val="en-US"/>
+        </w:rPr>
+      </w:pPr>
+      <w:r>
+        <w:rPr>
+          <w:rFonts w:ascii="Times New Roman" w:hAnsi="Times New Roman" w:cs="Times New Roman"/>
+          <w:lang w:val="en-US"/>
         </w:rPr>
         <w:lastRenderedPageBreak/>
-        <w:t xml:space="preserve">BOSS </w:t>
-      </w:r>
-      <w:proofErr w:type="spellStart"/>
-      <w:r>
-        <w:rPr>
-          <w:rFonts w:ascii="Times New Roman" w:hAnsi="Times New Roman" w:cs="Times New Roman"/>
-        </w:rPr>
-        <w:t>Zhipin</w:t>
-      </w:r>
-      <w:proofErr w:type="spellEnd"/>
-      <w:r>
-        <w:rPr>
-          <w:rFonts w:ascii="Times New Roman" w:hAnsi="Times New Roman" w:cs="Times New Roman"/>
-        </w:rPr>
-        <w:t xml:space="preserve">: It provides a concise TA job display page, supports quick filtering by job type, working place and </w:t>
-      </w:r>
-      <w:r>
-        <w:rPr>
-          <w:rFonts w:ascii="Times New Roman" w:hAnsi="Times New Roman" w:cs="Times New Roman"/>
-          <w:lang w:val="en-US"/>
-        </w:rPr>
-        <w:t>company industry</w:t>
-      </w:r>
-      <w:r>
-        <w:rPr>
-          <w:rFonts w:ascii="Times New Roman" w:hAnsi="Times New Roman" w:cs="Times New Roman"/>
-        </w:rPr>
-        <w:t xml:space="preserve">, and adopts a direct communication mode between applicants and recruiters to realize fast </w:t>
-      </w:r>
-      <w:proofErr w:type="gramStart"/>
-      <w:r>
-        <w:rPr>
-          <w:rFonts w:ascii="Times New Roman" w:hAnsi="Times New Roman" w:cs="Times New Roman"/>
-        </w:rPr>
-        <w:t>interaction;</w:t>
-      </w:r>
-      <w:proofErr w:type="gramEnd"/>
-    </w:p>
-    <w:p>
-      <w:pPr>
-        <w:pStyle w:val="a9"/>
+        <w:t>Structured Information Presentation: Standardized templates clearly display essential details—job responsibilities, required skills, salary ranges, and headcount—eliminating ambiguity and misinterpretation.</w:t>
+      </w:r>
+    </w:p>
+    <w:p>
+      <w:pPr>
         <w:numPr>
           <w:ilvl w:val="0"/>
-          <w:numId w:val="10"/>
+          <w:numId w:val="13"/>
         </w:numPr>
-        <w:rPr>
-          <w:rFonts w:ascii="Times New Roman" w:hAnsi="Times New Roman" w:cs="Times New Roman"/>
-          <w:lang w:val="en-US"/>
-        </w:rPr>
-      </w:pPr>
-      <w:r>
-        <w:rPr>
-          <w:rFonts w:ascii="Times New Roman" w:hAnsi="Times New Roman" w:cs="Times New Roman" w:hint="eastAsia"/>
-          <w:lang w:val="en-US"/>
-        </w:rPr>
-        <w:t xml:space="preserve">51Job: </w:t>
-      </w:r>
-      <w:r>
-        <w:rPr>
-          <w:rFonts w:ascii="Times New Roman" w:hAnsi="Times New Roman" w:cs="Times New Roman"/>
-          <w:lang w:val="en-US"/>
-        </w:rPr>
-        <w:t xml:space="preserve">It optimizes the matching between applicants’ skills and job </w:t>
-      </w:r>
-      <w:proofErr w:type="gramStart"/>
-      <w:r>
-        <w:rPr>
-          <w:rFonts w:ascii="Times New Roman" w:hAnsi="Times New Roman" w:cs="Times New Roman"/>
-          <w:lang w:val="en-US"/>
-        </w:rPr>
-        <w:t>requirements, and</w:t>
-      </w:r>
-      <w:proofErr w:type="gramEnd"/>
-      <w:r>
-        <w:rPr>
-          <w:rFonts w:ascii="Times New Roman" w:hAnsi="Times New Roman" w:cs="Times New Roman"/>
-          <w:lang w:val="en-US"/>
-        </w:rPr>
-        <w:t xml:space="preserve"> provides classified management of application records to help recruiters sort and screen applicants efficiently.</w:t>
-      </w:r>
-    </w:p>
-    <w:p>
-      <w:pPr>
-        <w:pStyle w:val="a9"/>
+        <w:tabs>
+          <w:tab w:val="num" w:pos="720"/>
+        </w:tabs>
+        <w:rPr>
+          <w:rFonts w:ascii="Times New Roman" w:hAnsi="Times New Roman" w:cs="Times New Roman"/>
+          <w:lang w:val="en-US"/>
+        </w:rPr>
+      </w:pPr>
+      <w:r>
+        <w:rPr>
+          <w:rFonts w:ascii="Times New Roman" w:hAnsi="Times New Roman" w:cs="Times New Roman"/>
+          <w:lang w:val="en-US"/>
+        </w:rPr>
+        <w:t>Intelligent Process Assistance: Built-in tools for filtering, skill-based matching, and categorized application management significantly enhance recruiters’ screening efficiency and person-job alignment accuracy.</w:t>
+      </w:r>
+    </w:p>
+    <w:p>
+      <w:pPr>
         <w:numPr>
           <w:ilvl w:val="0"/>
-          <w:numId w:val="10"/>
+          <w:numId w:val="13"/>
         </w:numPr>
-        <w:rPr>
-          <w:rFonts w:ascii="Times New Roman" w:hAnsi="Times New Roman" w:cs="Times New Roman"/>
-          <w:lang w:val="en-US"/>
-        </w:rPr>
-      </w:pPr>
+        <w:tabs>
+          <w:tab w:val="num" w:pos="720"/>
+        </w:tabs>
+        <w:rPr>
+          <w:rFonts w:ascii="Times New Roman" w:hAnsi="Times New Roman" w:cs="Times New Roman" w:hint="eastAsia"/>
+          <w:lang w:val="en-US"/>
+        </w:rPr>
+      </w:pPr>
+      <w:r>
+        <w:rPr>
+          <w:rFonts w:ascii="Times New Roman" w:hAnsi="Times New Roman" w:cs="Times New Roman"/>
+          <w:lang w:val="en-US"/>
+        </w:rPr>
+        <w:t>Bidirectional Experience Optimization: Simultaneously elevates both applicant experience (real-time status tracking, precise recommendations, seamless communication) and recruiter experience (streamlined management, prompt feedback), forming a transparent, efficient, and traceable recruitment loop.</w:t>
+      </w:r>
+    </w:p>
+    <w:p>
+      <w:pPr>
+        <w:ind w:left="720"/>
+        <w:rPr>
+          <w:rFonts w:ascii="Times New Roman" w:hAnsi="Times New Roman" w:cs="Times New Roman"/>
+          <w:lang w:val="en-US"/>
+        </w:rPr>
+      </w:pPr>
+      <w:r>
+        <w:rPr>
+          <w:rFonts w:ascii="Times New Roman" w:hAnsi="Times New Roman" w:cs="Times New Roman"/>
+          <w:lang w:val="en-US"/>
+        </w:rPr>
+        <w:t>Through analysis, we summarized the most practical functions and user-friendly processes suitable for campus TA recruitment.</w:t>
+      </w:r>
+    </w:p>
+    <w:p>
+      <w:pPr>
+        <w:ind w:left="720"/>
+        <w:rPr>
+          <w:rFonts w:ascii="Times New Roman" w:hAnsi="Times New Roman" w:cs="Times New Roman"/>
+        </w:rPr>
+      </w:pPr>
+      <w:r>
+        <w:rPr>
+          <w:rFonts w:ascii="Times New Roman" w:hAnsi="Times New Roman" w:cs="Times New Roman"/>
+        </w:rPr>
+        <w:t>Meanwhile, we further learned more about the users and organisation of BUPT International School, including the organizational structure of the school, the semester-based TA recruitment rules, the business needs of Module Organisers (MOs) and the actual usage scenarios of TA applicants, so as to ensure that the system design is closely integrated with the actual school situation.</w:t>
+      </w:r>
+    </w:p>
+    <w:p>
+      <w:pPr>
+        <w:ind w:left="720"/>
+        <w:rPr>
+          <w:rFonts w:ascii="Times New Roman" w:hAnsi="Times New Roman" w:cs="Times New Roman"/>
+          <w:lang w:val="en-US"/>
+        </w:rPr>
+      </w:pPr>
+      <w:r>
+        <w:rPr>
+          <w:rFonts w:ascii="Times New Roman" w:hAnsi="Times New Roman" w:cs="Times New Roman"/>
+        </w:rPr>
+        <w:t>Finally, our team held group brainstorming based on all the background information collected above. Through the complete Background Reading technique,</w:t>
+      </w:r>
+      <w:r>
+        <w:rPr>
+          <w:rFonts w:ascii="Times New Roman" w:hAnsi="Times New Roman" w:cs="Times New Roman" w:hint="eastAsia"/>
+        </w:rPr>
+        <w:t xml:space="preserve"> w</w:t>
+      </w:r>
       <w:proofErr w:type="spellStart"/>
       <w:r>
         <w:rPr>
-          <w:rFonts w:ascii="Times New Roman" w:hAnsi="Times New Roman" w:cs="Times New Roman" w:hint="eastAsia"/>
-          <w:lang w:val="en-US"/>
-        </w:rPr>
-        <w:t>Liepin</w:t>
+          <w:rFonts w:ascii="Times New Roman" w:hAnsi="Times New Roman" w:cs="Times New Roman"/>
+          <w:lang w:val="en-US"/>
+        </w:rPr>
+        <w:t>e</w:t>
       </w:r>
       <w:proofErr w:type="spellEnd"/>
-      <w:r>
-        <w:rPr>
-          <w:rFonts w:ascii="Times New Roman" w:hAnsi="Times New Roman" w:cs="Times New Roman" w:hint="eastAsia"/>
-          <w:lang w:val="en-US"/>
-        </w:rPr>
-        <w:t xml:space="preserve">: </w:t>
-      </w:r>
-      <w:r>
-        <w:rPr>
-          <w:rFonts w:ascii="Times New Roman" w:hAnsi="Times New Roman" w:cs="Times New Roman"/>
-        </w:rPr>
-        <w:t>It has a standardized TA position release template, which can clearly display job responsibilities, require</w:t>
-      </w:r>
-      <w:r>
-        <w:rPr>
-          <w:rFonts w:ascii="Times New Roman" w:hAnsi="Times New Roman" w:cs="Times New Roman" w:hint="eastAsia"/>
-        </w:rPr>
-        <w:t>d</w:t>
-      </w:r>
-      <w:r>
-        <w:rPr>
-          <w:rFonts w:ascii="Times New Roman" w:hAnsi="Times New Roman" w:cs="Times New Roman"/>
-        </w:rPr>
-        <w:t xml:space="preserve"> skills </w:t>
-      </w:r>
-      <w:r>
-        <w:rPr>
-          <w:rFonts w:ascii="Times New Roman" w:hAnsi="Times New Roman" w:cs="Times New Roman"/>
-          <w:lang w:val="en-US"/>
-        </w:rPr>
-        <w:t>salary range,</w:t>
-      </w:r>
-      <w:r>
-        <w:rPr>
-          <w:rFonts w:ascii="Times New Roman" w:hAnsi="Times New Roman" w:cs="Times New Roman" w:hint="eastAsia"/>
-          <w:lang w:val="en-US"/>
-        </w:rPr>
-        <w:t xml:space="preserve"> </w:t>
-      </w:r>
-      <w:r>
-        <w:rPr>
-          <w:rFonts w:ascii="Times New Roman" w:hAnsi="Times New Roman" w:cs="Times New Roman"/>
-        </w:rPr>
-        <w:t xml:space="preserve">and recruitment numbers, and supports </w:t>
-      </w:r>
-      <w:r>
-        <w:rPr>
-          <w:rFonts w:ascii="Times New Roman" w:hAnsi="Times New Roman" w:cs="Times New Roman" w:hint="eastAsia"/>
-        </w:rPr>
-        <w:t xml:space="preserve">applicants </w:t>
-      </w:r>
-      <w:r>
-        <w:rPr>
-          <w:rFonts w:ascii="Times New Roman" w:hAnsi="Times New Roman" w:cs="Times New Roman"/>
-        </w:rPr>
-        <w:t>checking their application progress in the background after submitting their resumes.</w:t>
-      </w:r>
-    </w:p>
-    <w:p>
-      <w:pPr>
-        <w:ind w:left="720"/>
-        <w:rPr>
-          <w:rFonts w:ascii="Times New Roman" w:hAnsi="Times New Roman" w:cs="Times New Roman"/>
-          <w:lang w:val="en-US"/>
-        </w:rPr>
-      </w:pPr>
-      <w:r>
-        <w:rPr>
-          <w:rFonts w:ascii="Times New Roman" w:hAnsi="Times New Roman" w:cs="Times New Roman"/>
-          <w:lang w:val="en-US"/>
-        </w:rPr>
-        <w:t>Through competitive analysis, we summarized the most practical functions and user-friendly processes suitable for campus TA recruitment.</w:t>
-      </w:r>
-    </w:p>
-    <w:p>
-      <w:pPr>
-        <w:ind w:left="720"/>
-        <w:rPr>
-          <w:rFonts w:ascii="Times New Roman" w:hAnsi="Times New Roman" w:cs="Times New Roman"/>
-        </w:rPr>
-      </w:pPr>
-      <w:r>
-        <w:rPr>
-          <w:rFonts w:ascii="Times New Roman" w:hAnsi="Times New Roman" w:cs="Times New Roman"/>
-        </w:rPr>
-        <w:t>Meanwhile, we further learned more about the users and organisation of BUPT International School, including the organizational structure of the school, the semester-based TA recruitment rules, the business needs of Module Organisers (MOs) and the actual usage scenarios of TA applicants, so as to ensure that the system design is closely integrated with the actual school situation.</w:t>
-      </w:r>
-    </w:p>
-    <w:p>
-      <w:pPr>
-        <w:ind w:left="720"/>
-        <w:rPr>
-          <w:rFonts w:ascii="Times New Roman" w:hAnsi="Times New Roman" w:cs="Times New Roman"/>
-          <w:lang w:val="en-US"/>
-        </w:rPr>
-      </w:pPr>
-      <w:r>
-        <w:rPr>
-          <w:rFonts w:ascii="Times New Roman" w:hAnsi="Times New Roman" w:cs="Times New Roman"/>
-        </w:rPr>
-        <w:t xml:space="preserve">Finally, our team held group brainstorming based on all the background information collected above. Through the complete Background Reading technique, </w:t>
-      </w:r>
-      <w:proofErr w:type="gramStart"/>
-      <w:r>
-        <w:rPr>
-          <w:rFonts w:ascii="Times New Roman" w:hAnsi="Times New Roman" w:cs="Times New Roman"/>
-          <w:lang w:val="en-US"/>
-        </w:rPr>
-        <w:t>We</w:t>
-      </w:r>
-      <w:proofErr w:type="gramEnd"/>
       <w:r>
         <w:rPr>
           <w:rFonts w:ascii="Times New Roman" w:hAnsi="Times New Roman" w:cs="Times New Roman"/>
@@ -1208,23 +1141,7 @@
           <w:rFonts w:ascii="Times New Roman" w:hAnsi="Times New Roman" w:cs="Times New Roman"/>
           <w:lang w:val="en-US"/>
         </w:rPr>
-        <w:t xml:space="preserve">Paper forms are easy to </w:t>
-      </w:r>
-      <w:proofErr w:type="gramStart"/>
-      <w:r>
-        <w:rPr>
-          <w:rFonts w:ascii="Times New Roman" w:hAnsi="Times New Roman" w:cs="Times New Roman"/>
-          <w:lang w:val="en-US"/>
-        </w:rPr>
-        <w:t>be lost</w:t>
-      </w:r>
-      <w:proofErr w:type="gramEnd"/>
-      <w:r>
-        <w:rPr>
-          <w:rFonts w:ascii="Times New Roman" w:hAnsi="Times New Roman" w:cs="Times New Roman"/>
-          <w:lang w:val="en-US"/>
-        </w:rPr>
-        <w:t xml:space="preserve"> or damaged, and manual information entry causes high error rates.</w:t>
+        <w:t>Paper forms are easy to be lost or damaged, and manual information entry causes high error rates.</w:t>
       </w:r>
     </w:p>
     <w:p>
@@ -1335,7 +1252,7 @@
           <w:rFonts w:ascii="Times New Roman" w:hAnsi="Times New Roman" w:cs="Times New Roman"/>
           <w:lang w:val="en-US"/>
         </w:rPr>
-        <w:t xml:space="preserve">the materials provided by our group's TAs, including paper-based TA recruitment application forms and official TA recruitment announcements, and extracted core data fields (ID, personal information, </w:t>
+        <w:t xml:space="preserve">the materials provided by our group's TAs, including paper-based TA recruitment application forms and official TA </w:t>
       </w:r>
       <w:r>
         <w:rPr>
@@ -1343,7 +1260,7 @@
           <w:lang w:val="en-US"/>
         </w:rPr>
         <w:lastRenderedPageBreak/>
-        <w:t>skills, etc.), standard process steps, and recruitment rules from previous years.</w:t>
+        <w:t>recruitment announcements, and extracted core data fields (ID, personal information, skills, etc.), standard process steps, and recruitment rules from previous years.</w:t>
       </w:r>
       <w:r>
         <w:rPr>
@@ -1739,7 +1656,20 @@
           <w:rFonts w:ascii="Times New Roman" w:hAnsi="Times New Roman" w:cs="Times New Roman"/>
           <w:lang w:val="en-US"/>
         </w:rPr>
-        <w:t xml:space="preserve"> to priorities all user stories in the product backlog:</w:t>
+        <w:t xml:space="preserve"> to </w:t>
+      </w:r>
+      <w:r>
+        <w:rPr>
+          <w:rFonts w:ascii="Times New Roman" w:hAnsi="Times New Roman" w:cs="Times New Roman"/>
+        </w:rPr>
+        <w:t>prioritize</w:t>
+      </w:r>
+      <w:r>
+        <w:rPr>
+          <w:rFonts w:ascii="Times New Roman" w:hAnsi="Times New Roman" w:cs="Times New Roman"/>
+          <w:lang w:val="en-US"/>
+        </w:rPr>
+        <w:t xml:space="preserve"> all user stories in the product backlog:</w:t>
       </w:r>
     </w:p>
     <w:p>
@@ -1760,32 +1690,14 @@
           <w:bCs/>
           <w:lang w:val="en-US"/>
         </w:rPr>
-        <w:t xml:space="preserve">Must </w:t>
-      </w:r>
-      <w:proofErr w:type="gramStart"/>
-      <w:r>
-        <w:rPr>
-          <w:rFonts w:ascii="Times New Roman" w:hAnsi="Times New Roman" w:cs="Times New Roman"/>
-          <w:b/>
-          <w:bCs/>
-          <w:lang w:val="en-US"/>
-        </w:rPr>
-        <w:t>have</w:t>
-      </w:r>
-      <w:r>
-        <w:rPr>
-          <w:rFonts w:ascii="Times New Roman" w:hAnsi="Times New Roman" w:cs="Times New Roman"/>
-          <w:lang w:val="en-US"/>
-        </w:rPr>
-        <w:t>:</w:t>
-      </w:r>
-      <w:proofErr w:type="gramEnd"/>
-      <w:r>
-        <w:rPr>
-          <w:rFonts w:ascii="Times New Roman" w:hAnsi="Times New Roman" w:cs="Times New Roman"/>
-          <w:lang w:val="en-US"/>
-        </w:rPr>
-        <w:t xml:space="preserve"> </w:t>
+        <w:t>Must have</w:t>
+      </w:r>
+      <w:r>
+        <w:rPr>
+          <w:rFonts w:ascii="Times New Roman" w:hAnsi="Times New Roman" w:cs="Times New Roman"/>
+          <w:lang w:val="en-US"/>
+        </w:rPr>
+        <w:t xml:space="preserve">: </w:t>
       </w:r>
       <w:r>
         <w:rPr>
@@ -1827,32 +1739,14 @@
           <w:bCs/>
           <w:lang w:val="en-US"/>
         </w:rPr>
-        <w:t xml:space="preserve">Should </w:t>
-      </w:r>
-      <w:proofErr w:type="gramStart"/>
-      <w:r>
-        <w:rPr>
-          <w:rFonts w:ascii="Times New Roman" w:hAnsi="Times New Roman" w:cs="Times New Roman"/>
-          <w:b/>
-          <w:bCs/>
-          <w:lang w:val="en-US"/>
-        </w:rPr>
-        <w:t>have</w:t>
-      </w:r>
-      <w:r>
-        <w:rPr>
-          <w:rFonts w:ascii="Times New Roman" w:hAnsi="Times New Roman" w:cs="Times New Roman"/>
-          <w:lang w:val="en-US"/>
-        </w:rPr>
-        <w:t>:</w:t>
-      </w:r>
-      <w:proofErr w:type="gramEnd"/>
-      <w:r>
-        <w:rPr>
-          <w:rFonts w:ascii="Times New Roman" w:hAnsi="Times New Roman" w:cs="Times New Roman"/>
-          <w:lang w:val="en-US"/>
-        </w:rPr>
-        <w:t xml:space="preserve"> </w:t>
+        <w:t>Should have</w:t>
+      </w:r>
+      <w:r>
+        <w:rPr>
+          <w:rFonts w:ascii="Times New Roman" w:hAnsi="Times New Roman" w:cs="Times New Roman"/>
+          <w:lang w:val="en-US"/>
+        </w:rPr>
+        <w:t xml:space="preserve">: </w:t>
       </w:r>
       <w:r>
         <w:rPr>
@@ -1894,17 +1788,7 @@
           <w:bCs/>
           <w:lang w:val="en-US"/>
         </w:rPr>
-        <w:t xml:space="preserve">Could </w:t>
-      </w:r>
-      <w:proofErr w:type="gramStart"/>
-      <w:r>
-        <w:rPr>
-          <w:rFonts w:ascii="Times New Roman" w:hAnsi="Times New Roman" w:cs="Times New Roman"/>
-          <w:b/>
-          <w:bCs/>
-          <w:lang w:val="en-US"/>
-        </w:rPr>
-        <w:t>have</w:t>
+        <w:t>Could have</w:t>
       </w:r>
       <w:r>
         <w:rPr>
@@ -1913,7 +1797,6 @@
         </w:rPr>
         <w:t>:</w:t>
       </w:r>
-      <w:proofErr w:type="gramEnd"/>
       <w:r>
         <w:t xml:space="preserve"> </w:t>
       </w:r>
@@ -1971,32 +1854,14 @@
           <w:bCs/>
           <w:lang w:val="en-US"/>
         </w:rPr>
-        <w:t xml:space="preserve">Want to </w:t>
-      </w:r>
-      <w:proofErr w:type="gramStart"/>
-      <w:r>
-        <w:rPr>
-          <w:rFonts w:ascii="Times New Roman" w:hAnsi="Times New Roman" w:cs="Times New Roman"/>
-          <w:b/>
-          <w:bCs/>
-          <w:lang w:val="en-US"/>
-        </w:rPr>
-        <w:t>have</w:t>
-      </w:r>
-      <w:r>
-        <w:rPr>
-          <w:rFonts w:ascii="Times New Roman" w:hAnsi="Times New Roman" w:cs="Times New Roman"/>
-          <w:lang w:val="en-US"/>
-        </w:rPr>
-        <w:t>:</w:t>
-      </w:r>
-      <w:proofErr w:type="gramEnd"/>
-      <w:r>
-        <w:rPr>
-          <w:rFonts w:ascii="Times New Roman" w:hAnsi="Times New Roman" w:cs="Times New Roman"/>
-          <w:lang w:val="en-US"/>
-        </w:rPr>
-        <w:t xml:space="preserve"> </w:t>
+        <w:t>Want to have</w:t>
+      </w:r>
+      <w:r>
+        <w:rPr>
+          <w:rFonts w:ascii="Times New Roman" w:hAnsi="Times New Roman" w:cs="Times New Roman"/>
+          <w:lang w:val="en-US"/>
+        </w:rPr>
+        <w:t xml:space="preserve">: </w:t>
       </w:r>
       <w:r>
         <w:rPr>
@@ -2186,7 +2051,7 @@
     <w:p>
       <w:pPr>
         <w:rPr>
-          <w:rFonts w:ascii="Times New Roman" w:hAnsi="Times New Roman" w:cs="Times New Roman"/>
+          <w:rFonts w:ascii="Times New Roman" w:hAnsi="Times New Roman" w:cs="Times New Roman" w:hint="eastAsia"/>
         </w:rPr>
       </w:pPr>
       <w:r>
@@ -2213,13 +2078,6 @@
         </w:rPr>
         <w:t>(if applicable).</w:t>
       </w:r>
-    </w:p>
-    <w:p>
-      <w:pPr>
-        <w:rPr>
-          <w:rFonts w:ascii="Times New Roman" w:hAnsi="Times New Roman" w:cs="Times New Roman"/>
-        </w:rPr>
-      </w:pPr>
     </w:p>
     <w:p>
       <w:pPr>
@@ -2271,23 +2129,7 @@
           <w:rFonts w:ascii="Times New Roman" w:hAnsi="Times New Roman" w:cs="Times New Roman"/>
           <w:lang w:val="en-US"/>
         </w:rPr>
-        <w:t xml:space="preserve">What troubles do you have </w:t>
-      </w:r>
-      <w:proofErr w:type="gramStart"/>
-      <w:r>
-        <w:rPr>
-          <w:rFonts w:ascii="Times New Roman" w:hAnsi="Times New Roman" w:cs="Times New Roman"/>
-          <w:lang w:val="en-US"/>
-        </w:rPr>
-        <w:t>in</w:t>
-      </w:r>
-      <w:proofErr w:type="gramEnd"/>
-      <w:r>
-        <w:rPr>
-          <w:rFonts w:ascii="Times New Roman" w:hAnsi="Times New Roman" w:cs="Times New Roman"/>
-          <w:lang w:val="en-US"/>
-        </w:rPr>
-        <w:t xml:space="preserve"> the current offline TA application process?</w:t>
+        <w:t>What troubles do you have in the current offline TA application process?</w:t>
       </w:r>
     </w:p>
     <w:p>
@@ -2379,22 +2221,22 @@
           <w:rFonts w:ascii="Times New Roman" w:hAnsi="Times New Roman" w:cs="Times New Roman"/>
           <w:lang w:val="en-US"/>
         </w:rPr>
+        <w:t>What information do you need to check when selecting TAs?</w:t>
+      </w:r>
+    </w:p>
+    <w:p>
+      <w:pPr>
+        <w:rPr>
+          <w:rFonts w:ascii="Times New Roman" w:hAnsi="Times New Roman" w:cs="Times New Roman"/>
+          <w:lang w:val="en-US"/>
+        </w:rPr>
+      </w:pPr>
+      <w:r>
+        <w:rPr>
+          <w:rFonts w:ascii="Times New Roman" w:hAnsi="Times New Roman" w:cs="Times New Roman"/>
+          <w:lang w:val="en-US"/>
+        </w:rPr>
         <w:lastRenderedPageBreak/>
-        <w:t>What information do you need to check when selecting TAs?</w:t>
-      </w:r>
-    </w:p>
-    <w:p>
-      <w:pPr>
-        <w:rPr>
-          <w:rFonts w:ascii="Times New Roman" w:hAnsi="Times New Roman" w:cs="Times New Roman"/>
-          <w:lang w:val="en-US"/>
-        </w:rPr>
-      </w:pPr>
-      <w:r>
-        <w:rPr>
-          <w:rFonts w:ascii="Times New Roman" w:hAnsi="Times New Roman" w:cs="Times New Roman"/>
-          <w:lang w:val="en-US"/>
-        </w:rPr>
         <w:t>2.2 Survey Results</w:t>
       </w:r>
     </w:p>
@@ -2541,7 +2383,7 @@
         </w:rPr>
         <w:t xml:space="preserve"> </w:t>
       </w:r>
-      <w:hyperlink r:id="rId7" w:history="1">
+      <w:hyperlink r:id="rId8" w:history="1">
         <w:r>
           <w:rPr>
             <w:rStyle w:val="af3"/>
@@ -2626,7 +2468,7 @@
         </w:rPr>
         <w:t xml:space="preserve"> </w:t>
       </w:r>
-      <w:hyperlink r:id="rId8" w:history="1">
+      <w:hyperlink r:id="rId9" w:history="1">
         <w:r>
           <w:rPr>
             <w:rStyle w:val="af3"/>
@@ -2728,7 +2570,7 @@
         </w:rPr>
         <w:t xml:space="preserve"> </w:t>
       </w:r>
-      <w:hyperlink r:id="rId9" w:history="1">
+      <w:hyperlink r:id="rId10" w:history="1">
         <w:r>
           <w:rPr>
             <w:rStyle w:val="af3"/>
@@ -2854,7 +2696,7 @@
         </w:rPr>
         <w:t xml:space="preserve">Official Document: "Internet + Employment" Helps Graduates "Cloud Job Hunting", Ministry of Education of the People's Republic of China, 2023, </w:t>
       </w:r>
-      <w:hyperlink r:id="rId10" w:tgtFrame="_blank" w:history="1">
+      <w:hyperlink r:id="rId11" w:tgtFrame="_blank" w:history="1">
         <w:r>
           <w:rPr>
             <w:rStyle w:val="af3"/>
@@ -2872,7 +2714,7 @@
           <w:numId w:val="12"/>
         </w:numPr>
         <w:rPr>
-          <w:rFonts w:ascii="Times New Roman" w:hAnsi="Times New Roman" w:cs="Times New Roman" w:hint="eastAsia"/>
+          <w:rFonts w:ascii="Times New Roman" w:hAnsi="Times New Roman" w:cs="Times New Roman"/>
           <w:lang w:val="en-US"/>
         </w:rPr>
       </w:pPr>
@@ -2964,7 +2806,7 @@
       </w:pPr>
     </w:p>
     <w:sectPr>
-      <w:footerReference w:type="default" r:id="rId11"/>
+      <w:footerReference w:type="default" r:id="rId12"/>
       <w:pgSz w:w="11906" w:h="16838"/>
       <w:pgMar w:top="1440" w:right="1440" w:bottom="1440" w:left="1440" w:header="708" w:footer="708" w:gutter="0"/>
       <w:cols w:space="708"/>
@@ -3159,7 +3001,7 @@
   <w:abstractNum w:abstractNumId="0" w15:restartNumberingAfterBreak="0">
     <w:nsid w:val="07E213E1"/>
     <w:multiLevelType w:val="multilevel"/>
-    <w:tmpl w:val="A7980530"/>
+    <w:tmpl w:val="45309D0C"/>
     <w:lvl w:ilvl="0">
       <w:start w:val="1"/>
       <w:numFmt w:val="decimal"/>
@@ -3175,17 +3017,15 @@
     <w:lvl w:ilvl="1">
       <w:start w:val="1"/>
       <w:numFmt w:val="bullet"/>
-      <w:lvlText w:val="o"/>
-      <w:lvlJc w:val="left"/>
-      <w:pPr>
-        <w:tabs>
-          <w:tab w:val="num" w:pos="1440"/>
-        </w:tabs>
-        <w:ind w:left="1440" w:hanging="360"/>
-      </w:pPr>
-      <w:rPr>
-        <w:rFonts w:ascii="Courier New" w:hAnsi="Courier New" w:hint="default"/>
-        <w:sz w:val="20"/>
+      <w:lvlText w:val=""/>
+      <w:lvlJc w:val="left"/>
+      <w:pPr>
+        <w:ind w:left="1520" w:hanging="440"/>
+      </w:pPr>
+      <w:rPr>
+        <w:rFonts w:ascii="Wingdings" w:hAnsi="Wingdings" w:hint="default"/>
+        <w:sz w:val="13"/>
+        <w:szCs w:val="13"/>
       </w:rPr>
     </w:lvl>
     <w:lvl w:ilvl="2" w:tentative="1">
@@ -3276,11 +3116,11 @@
   <w:abstractNum w:abstractNumId="1" w15:restartNumberingAfterBreak="0">
     <w:nsid w:val="175A1577"/>
     <w:multiLevelType w:val="multilevel"/>
-    <w:tmpl w:val="3FE8F4E0"/>
+    <w:tmpl w:val="AC501EE8"/>
     <w:lvl w:ilvl="0">
       <w:start w:val="1"/>
       <w:numFmt w:val="bullet"/>
-      <w:lvlText w:val=""/>
+      <w:lvlText w:val=""/>
       <w:lvlJc w:val="left"/>
       <w:pPr>
         <w:tabs>
@@ -3289,8 +3129,9 @@
         <w:ind w:left="720" w:hanging="360"/>
       </w:pPr>
       <w:rPr>
-        <w:rFonts w:ascii="Symbol" w:hAnsi="Symbol" w:hint="default"/>
-        <w:sz w:val="20"/>
+        <w:rFonts w:ascii="Wingdings" w:hAnsi="Wingdings" w:hint="default"/>
+        <w:sz w:val="13"/>
+        <w:szCs w:val="13"/>
       </w:rPr>
     </w:lvl>
     <w:lvl w:ilvl="1" w:tentative="1">
@@ -3425,8 +3266,8 @@
   <w:abstractNum w:abstractNumId="2" w15:restartNumberingAfterBreak="0">
     <w:nsid w:val="214E54AF"/>
     <w:multiLevelType w:val="hybridMultilevel"/>
-    <w:tmpl w:val="9CEEEA82"/>
-    <w:lvl w:ilvl="0" w:tplc="1F044054">
+    <w:tmpl w:val="8496D894"/>
+    <w:lvl w:ilvl="0" w:tplc="20247FAE">
       <w:start w:val="1"/>
       <w:numFmt w:val="bullet"/>
       <w:lvlText w:val=""/>
@@ -3436,8 +3277,8 @@
       </w:pPr>
       <w:rPr>
         <w:rFonts w:ascii="Wingdings" w:hAnsi="Wingdings" w:hint="default"/>
-        <w:sz w:val="20"/>
-        <w:szCs w:val="20"/>
+        <w:sz w:val="13"/>
+        <w:szCs w:val="13"/>
       </w:rPr>
     </w:lvl>
     <w:lvl w:ilvl="1" w:tplc="04090003" w:tentative="1">
@@ -3540,8 +3381,8 @@
   <w:abstractNum w:abstractNumId="3" w15:restartNumberingAfterBreak="0">
     <w:nsid w:val="233B4EDC"/>
     <w:multiLevelType w:val="hybridMultilevel"/>
-    <w:tmpl w:val="38F6AC76"/>
-    <w:lvl w:ilvl="0" w:tplc="04090001">
+    <w:tmpl w:val="FA9CBE48"/>
+    <w:lvl w:ilvl="0" w:tplc="20247FAE">
       <w:start w:val="1"/>
       <w:numFmt w:val="bullet"/>
       <w:lvlText w:val=""/>
@@ -3551,6 +3392,8 @@
       </w:pPr>
       <w:rPr>
         <w:rFonts w:ascii="Wingdings" w:hAnsi="Wingdings" w:hint="default"/>
+        <w:sz w:val="13"/>
+        <w:szCs w:val="13"/>
       </w:rPr>
     </w:lvl>
     <w:lvl w:ilvl="1" w:tplc="04090003" w:tentative="1">
@@ -3850,6 +3693,156 @@
     </w:lvl>
   </w:abstractNum>
   <w:abstractNum w:abstractNumId="6" w15:restartNumberingAfterBreak="0">
+    <w:nsid w:val="3D216B45"/>
+    <w:multiLevelType w:val="multilevel"/>
+    <w:tmpl w:val="0140687C"/>
+    <w:lvl w:ilvl="0">
+      <w:start w:val="1"/>
+      <w:numFmt w:val="bullet"/>
+      <w:lvlText w:val=""/>
+      <w:lvlJc w:val="left"/>
+      <w:pPr>
+        <w:tabs>
+          <w:tab w:val="num" w:pos="1080"/>
+        </w:tabs>
+        <w:ind w:left="1080" w:hanging="360"/>
+      </w:pPr>
+      <w:rPr>
+        <w:rFonts w:ascii="Wingdings" w:hAnsi="Wingdings" w:hint="default"/>
+        <w:sz w:val="13"/>
+        <w:szCs w:val="13"/>
+      </w:rPr>
+    </w:lvl>
+    <w:lvl w:ilvl="1" w:tentative="1">
+      <w:start w:val="1"/>
+      <w:numFmt w:val="bullet"/>
+      <w:lvlText w:val="o"/>
+      <w:lvlJc w:val="left"/>
+      <w:pPr>
+        <w:tabs>
+          <w:tab w:val="num" w:pos="1800"/>
+        </w:tabs>
+        <w:ind w:left="1800" w:hanging="360"/>
+      </w:pPr>
+      <w:rPr>
+        <w:rFonts w:ascii="Courier New" w:hAnsi="Courier New" w:hint="default"/>
+        <w:sz w:val="20"/>
+      </w:rPr>
+    </w:lvl>
+    <w:lvl w:ilvl="2" w:tentative="1">
+      <w:start w:val="1"/>
+      <w:numFmt w:val="bullet"/>
+      <w:lvlText w:val=""/>
+      <w:lvlJc w:val="left"/>
+      <w:pPr>
+        <w:tabs>
+          <w:tab w:val="num" w:pos="2520"/>
+        </w:tabs>
+        <w:ind w:left="2520" w:hanging="360"/>
+      </w:pPr>
+      <w:rPr>
+        <w:rFonts w:ascii="Wingdings" w:hAnsi="Wingdings" w:hint="default"/>
+        <w:sz w:val="20"/>
+      </w:rPr>
+    </w:lvl>
+    <w:lvl w:ilvl="3" w:tentative="1">
+      <w:start w:val="1"/>
+      <w:numFmt w:val="bullet"/>
+      <w:lvlText w:val=""/>
+      <w:lvlJc w:val="left"/>
+      <w:pPr>
+        <w:tabs>
+          <w:tab w:val="num" w:pos="3240"/>
+        </w:tabs>
+        <w:ind w:left="3240" w:hanging="360"/>
+      </w:pPr>
+      <w:rPr>
+        <w:rFonts w:ascii="Wingdings" w:hAnsi="Wingdings" w:hint="default"/>
+        <w:sz w:val="20"/>
+      </w:rPr>
+    </w:lvl>
+    <w:lvl w:ilvl="4" w:tentative="1">
+      <w:start w:val="1"/>
+      <w:numFmt w:val="bullet"/>
+      <w:lvlText w:val=""/>
+      <w:lvlJc w:val="left"/>
+      <w:pPr>
+        <w:tabs>
+          <w:tab w:val="num" w:pos="3960"/>
+        </w:tabs>
+        <w:ind w:left="3960" w:hanging="360"/>
+      </w:pPr>
+      <w:rPr>
+        <w:rFonts w:ascii="Wingdings" w:hAnsi="Wingdings" w:hint="default"/>
+        <w:sz w:val="20"/>
+      </w:rPr>
+    </w:lvl>
+    <w:lvl w:ilvl="5" w:tentative="1">
+      <w:start w:val="1"/>
+      <w:numFmt w:val="bullet"/>
+      <w:lvlText w:val=""/>
+      <w:lvlJc w:val="left"/>
+      <w:pPr>
+        <w:tabs>
+          <w:tab w:val="num" w:pos="4680"/>
+        </w:tabs>
+        <w:ind w:left="4680" w:hanging="360"/>
+      </w:pPr>
+      <w:rPr>
+        <w:rFonts w:ascii="Wingdings" w:hAnsi="Wingdings" w:hint="default"/>
+        <w:sz w:val="20"/>
+      </w:rPr>
+    </w:lvl>
+    <w:lvl w:ilvl="6" w:tentative="1">
+      <w:start w:val="1"/>
+      <w:numFmt w:val="bullet"/>
+      <w:lvlText w:val=""/>
+      <w:lvlJc w:val="left"/>
+      <w:pPr>
+        <w:tabs>
+          <w:tab w:val="num" w:pos="5400"/>
+        </w:tabs>
+        <w:ind w:left="5400" w:hanging="360"/>
+      </w:pPr>
+      <w:rPr>
+        <w:rFonts w:ascii="Wingdings" w:hAnsi="Wingdings" w:hint="default"/>
+        <w:sz w:val="20"/>
+      </w:rPr>
+    </w:lvl>
+    <w:lvl w:ilvl="7" w:tentative="1">
+      <w:start w:val="1"/>
+      <w:numFmt w:val="bullet"/>
+      <w:lvlText w:val=""/>
+      <w:lvlJc w:val="left"/>
+      <w:pPr>
+        <w:tabs>
+          <w:tab w:val="num" w:pos="6120"/>
+        </w:tabs>
+        <w:ind w:left="6120" w:hanging="360"/>
+      </w:pPr>
+      <w:rPr>
+        <w:rFonts w:ascii="Wingdings" w:hAnsi="Wingdings" w:hint="default"/>
+        <w:sz w:val="20"/>
+      </w:rPr>
+    </w:lvl>
+    <w:lvl w:ilvl="8" w:tentative="1">
+      <w:start w:val="1"/>
+      <w:numFmt w:val="bullet"/>
+      <w:lvlText w:val=""/>
+      <w:lvlJc w:val="left"/>
+      <w:pPr>
+        <w:tabs>
+          <w:tab w:val="num" w:pos="6840"/>
+        </w:tabs>
+        <w:ind w:left="6840" w:hanging="360"/>
+      </w:pPr>
+      <w:rPr>
+        <w:rFonts w:ascii="Wingdings" w:hAnsi="Wingdings" w:hint="default"/>
+        <w:sz w:val="20"/>
+      </w:rPr>
+    </w:lvl>
+  </w:abstractNum>
+  <w:abstractNum w:abstractNumId="7" w15:restartNumberingAfterBreak="0">
     <w:nsid w:val="483F6021"/>
     <w:multiLevelType w:val="hybridMultilevel"/>
     <w:tmpl w:val="0A20ADFE"/>
@@ -3935,14 +3928,14 @@
       </w:pPr>
     </w:lvl>
   </w:abstractNum>
-  <w:abstractNum w:abstractNumId="7" w15:restartNumberingAfterBreak="0">
+  <w:abstractNum w:abstractNumId="8" w15:restartNumberingAfterBreak="0">
     <w:nsid w:val="510D1A61"/>
     <w:multiLevelType w:val="multilevel"/>
-    <w:tmpl w:val="4A8EB8B4"/>
+    <w:tmpl w:val="CCBAB616"/>
     <w:lvl w:ilvl="0">
       <w:start w:val="1"/>
       <w:numFmt w:val="bullet"/>
-      <w:lvlText w:val=""/>
+      <w:lvlText w:val=""/>
       <w:lvlJc w:val="left"/>
       <w:pPr>
         <w:tabs>
@@ -3951,8 +3944,9 @@
         <w:ind w:left="720" w:hanging="360"/>
       </w:pPr>
       <w:rPr>
-        <w:rFonts w:ascii="Symbol" w:hAnsi="Symbol" w:hint="default"/>
-        <w:sz w:val="20"/>
+        <w:rFonts w:ascii="Wingdings" w:hAnsi="Wingdings" w:hint="default"/>
+        <w:sz w:val="13"/>
+        <w:szCs w:val="13"/>
       </w:rPr>
     </w:lvl>
     <w:lvl w:ilvl="1" w:tentative="1">
@@ -4084,14 +4078,14 @@
       </w:rPr>
     </w:lvl>
   </w:abstractNum>
-  <w:abstractNum w:abstractNumId="8" w15:restartNumberingAfterBreak="0">
+  <w:abstractNum w:abstractNumId="9" w15:restartNumberingAfterBreak="0">
     <w:nsid w:val="58D2455B"/>
     <w:multiLevelType w:val="multilevel"/>
-    <w:tmpl w:val="CD106780"/>
+    <w:tmpl w:val="53520688"/>
     <w:lvl w:ilvl="0">
       <w:start w:val="1"/>
       <w:numFmt w:val="bullet"/>
-      <w:lvlText w:val=""/>
+      <w:lvlText w:val=""/>
       <w:lvlJc w:val="left"/>
       <w:pPr>
         <w:tabs>
@@ -4100,8 +4094,9 @@
         <w:ind w:left="720" w:hanging="360"/>
       </w:pPr>
       <w:rPr>
-        <w:rFonts w:ascii="Symbol" w:hAnsi="Symbol" w:hint="default"/>
-        <w:sz w:val="20"/>
+        <w:rFonts w:ascii="Wingdings" w:hAnsi="Wingdings" w:hint="default"/>
+        <w:sz w:val="13"/>
+        <w:szCs w:val="13"/>
       </w:rPr>
     </w:lvl>
     <w:lvl w:ilvl="1" w:tentative="1">
@@ -4233,14 +4228,14 @@
       </w:rPr>
     </w:lvl>
   </w:abstractNum>
-  <w:abstractNum w:abstractNumId="9" w15:restartNumberingAfterBreak="0">
+  <w:abstractNum w:abstractNumId="10" w15:restartNumberingAfterBreak="0">
     <w:nsid w:val="5C4F000F"/>
     <w:multiLevelType w:val="multilevel"/>
-    <w:tmpl w:val="D29649A4"/>
+    <w:tmpl w:val="D02A91FC"/>
     <w:lvl w:ilvl="0">
       <w:start w:val="1"/>
       <w:numFmt w:val="bullet"/>
-      <w:lvlText w:val=""/>
+      <w:lvlText w:val=""/>
       <w:lvlJc w:val="left"/>
       <w:pPr>
         <w:tabs>
@@ -4249,8 +4244,9 @@
         <w:ind w:left="720" w:hanging="360"/>
       </w:pPr>
       <w:rPr>
-        <w:rFonts w:ascii="Symbol" w:hAnsi="Symbol" w:hint="default"/>
-        <w:sz w:val="20"/>
+        <w:rFonts w:ascii="Wingdings" w:hAnsi="Wingdings" w:hint="default"/>
+        <w:sz w:val="13"/>
+        <w:szCs w:val="13"/>
       </w:rPr>
     </w:lvl>
     <w:lvl w:ilvl="1" w:tentative="1">
@@ -4382,10 +4378,10 @@
       </w:rPr>
     </w:lvl>
   </w:abstractNum>
-  <w:abstractNum w:abstractNumId="10" w15:restartNumberingAfterBreak="0">
+  <w:abstractNum w:abstractNumId="11" w15:restartNumberingAfterBreak="0">
     <w:nsid w:val="73F423C5"/>
     <w:multiLevelType w:val="hybridMultilevel"/>
-    <w:tmpl w:val="E564AF5A"/>
+    <w:tmpl w:val="5EB4873C"/>
     <w:lvl w:ilvl="0" w:tplc="0409000F">
       <w:start w:val="1"/>
       <w:numFmt w:val="decimal"/>
@@ -4468,7 +4464,7 @@
       </w:pPr>
     </w:lvl>
   </w:abstractNum>
-  <w:abstractNum w:abstractNumId="11" w15:restartNumberingAfterBreak="0">
+  <w:abstractNum w:abstractNumId="12" w15:restartNumberingAfterBreak="0">
     <w:nsid w:val="758243C5"/>
     <w:multiLevelType w:val="hybridMultilevel"/>
     <w:tmpl w:val="32D8F0DE"/>
@@ -4555,16 +4551,16 @@
     </w:lvl>
   </w:abstractNum>
   <w:num w:numId="1" w16cid:durableId="2045015159">
-    <w:abstractNumId w:val="6"/>
+    <w:abstractNumId w:val="7"/>
   </w:num>
   <w:num w:numId="2" w16cid:durableId="2069723022">
     <w:abstractNumId w:val="4"/>
   </w:num>
   <w:num w:numId="3" w16cid:durableId="604271972">
-    <w:abstractNumId w:val="7"/>
+    <w:abstractNumId w:val="8"/>
   </w:num>
   <w:num w:numId="4" w16cid:durableId="1056009707">
-    <w:abstractNumId w:val="9"/>
+    <w:abstractNumId w:val="10"/>
   </w:num>
   <w:num w:numId="5" w16cid:durableId="2105564019">
     <w:abstractNumId w:val="1"/>
@@ -4576,19 +4572,22 @@
     <w:abstractNumId w:val="0"/>
   </w:num>
   <w:num w:numId="8" w16cid:durableId="438375970">
-    <w:abstractNumId w:val="8"/>
+    <w:abstractNumId w:val="9"/>
   </w:num>
   <w:num w:numId="9" w16cid:durableId="2070178852">
-    <w:abstractNumId w:val="10"/>
+    <w:abstractNumId w:val="11"/>
   </w:num>
   <w:num w:numId="10" w16cid:durableId="2036731835">
     <w:abstractNumId w:val="2"/>
   </w:num>
   <w:num w:numId="11" w16cid:durableId="293105241">
-    <w:abstractNumId w:val="11"/>
+    <w:abstractNumId w:val="12"/>
   </w:num>
   <w:num w:numId="12" w16cid:durableId="1481848896">
     <w:abstractNumId w:val="5"/>
+  </w:num>
+  <w:num w:numId="13" w16cid:durableId="1330982246">
+    <w:abstractNumId w:val="6"/>
   </w:num>
 </w:numbering>
 </file>
@@ -5196,7 +5195,6 @@
   <w:style w:type="character" w:default="1" w:styleId="a0">
     <w:name w:val="Default Paragraph Font"/>
     <w:uiPriority w:val="1"/>
-    <w:semiHidden/>
     <w:unhideWhenUsed/>
   </w:style>
   <w:style w:type="table" w:default="1" w:styleId="a1">
@@ -5879,4 +5877,16 @@
     </a:ext>
   </a:extLst>
 </a:theme>
+</file>
+
+<file path=customXml/item1.xml><?xml version="1.0" encoding="utf-8"?>
+<b:Sources xmlns:b="http://schemas.openxmlformats.org/officeDocument/2006/bibliography" xmlns="http://schemas.openxmlformats.org/officeDocument/2006/bibliography" SelectedStyle="\APASixthEditionOfficeOnline.xsl" StyleName="APA" Version="6"/>
+</file>
+
+<file path=customXml/itemProps1.xml><?xml version="1.0" encoding="utf-8"?>
+<ds:datastoreItem xmlns:ds="http://schemas.openxmlformats.org/officeDocument/2006/customXml" ds:itemID="{58B56F5D-A476-40C3-835D-1B2C2EC31A78}">
+  <ds:schemaRefs>
+    <ds:schemaRef ds:uri="http://schemas.openxmlformats.org/officeDocument/2006/bibliography"/>
+  </ds:schemaRefs>
+</ds:datastoreItem>
 </file>
--- a/First Brief Report Template.docx
+++ b/First Brief Report Template.docx
@@ -312,7 +312,7 @@
           <w:p>
             <w:pPr>
               <w:rPr>
-                <w:rFonts w:ascii="Times New Roman" w:hAnsi="Times New Roman" w:cs="Times New Roman" w:hint="eastAsia"/>
+                <w:rFonts w:ascii="Times New Roman" w:hAnsi="Times New Roman" w:cs="Times New Roman"/>
               </w:rPr>
             </w:pPr>
             <w:r>
@@ -386,7 +386,7 @@
           <w:p>
             <w:pPr>
               <w:rPr>
-                <w:rFonts w:ascii="Times New Roman" w:hAnsi="Times New Roman" w:cs="Times New Roman" w:hint="eastAsia"/>
+                <w:rFonts w:ascii="Times New Roman" w:hAnsi="Times New Roman" w:cs="Times New Roman"/>
               </w:rPr>
             </w:pPr>
             <w:r>
@@ -410,7 +410,7 @@
           <w:p>
             <w:pPr>
               <w:rPr>
-                <w:rFonts w:ascii="Times New Roman" w:hAnsi="Times New Roman" w:cs="Times New Roman" w:hint="eastAsia"/>
+                <w:rFonts w:ascii="Times New Roman" w:hAnsi="Times New Roman" w:cs="Times New Roman"/>
               </w:rPr>
             </w:pPr>
             <w:r>
@@ -460,7 +460,7 @@
           <w:p>
             <w:pPr>
               <w:rPr>
-                <w:rFonts w:ascii="Times New Roman" w:hAnsi="Times New Roman" w:cs="Times New Roman" w:hint="eastAsia"/>
+                <w:rFonts w:ascii="Times New Roman" w:hAnsi="Times New Roman" w:cs="Times New Roman"/>
               </w:rPr>
             </w:pPr>
             <w:r>
@@ -484,7 +484,7 @@
           <w:p>
             <w:pPr>
               <w:rPr>
-                <w:rFonts w:ascii="Times New Roman" w:hAnsi="Times New Roman" w:cs="Times New Roman" w:hint="eastAsia"/>
+                <w:rFonts w:ascii="Times New Roman" w:hAnsi="Times New Roman" w:cs="Times New Roman"/>
               </w:rPr>
             </w:pPr>
             <w:r>
@@ -542,7 +542,7 @@
           <w:p>
             <w:pPr>
               <w:rPr>
-                <w:rFonts w:ascii="Times New Roman" w:hAnsi="Times New Roman" w:cs="Times New Roman" w:hint="eastAsia"/>
+                <w:rFonts w:ascii="Times New Roman" w:hAnsi="Times New Roman" w:cs="Times New Roman"/>
               </w:rPr>
             </w:pPr>
             <w:r>
@@ -566,7 +566,7 @@
           <w:p>
             <w:pPr>
               <w:rPr>
-                <w:rFonts w:ascii="Times New Roman" w:hAnsi="Times New Roman" w:cs="Times New Roman" w:hint="eastAsia"/>
+                <w:rFonts w:ascii="Times New Roman" w:hAnsi="Times New Roman" w:cs="Times New Roman"/>
               </w:rPr>
             </w:pPr>
             <w:r>
@@ -773,7 +773,7 @@
       <w:pPr>
         <w:ind w:left="720"/>
         <w:rPr>
-          <w:rFonts w:ascii="Times New Roman" w:hAnsi="Times New Roman" w:cs="Times New Roman" w:hint="eastAsia"/>
+          <w:rFonts w:ascii="Times New Roman" w:hAnsi="Times New Roman" w:cs="Times New Roman"/>
         </w:rPr>
       </w:pPr>
       <w:r>
@@ -962,7 +962,7 @@
           <w:tab w:val="num" w:pos="720"/>
         </w:tabs>
         <w:rPr>
-          <w:rFonts w:ascii="Times New Roman" w:hAnsi="Times New Roman" w:cs="Times New Roman" w:hint="eastAsia"/>
+          <w:rFonts w:ascii="Times New Roman" w:hAnsi="Times New Roman" w:cs="Times New Roman"/>
           <w:lang w:val="en-US"/>
         </w:rPr>
       </w:pPr>
@@ -2051,7 +2051,7 @@
     <w:p>
       <w:pPr>
         <w:rPr>
-          <w:rFonts w:ascii="Times New Roman" w:hAnsi="Times New Roman" w:cs="Times New Roman" w:hint="eastAsia"/>
+          <w:rFonts w:ascii="Times New Roman" w:hAnsi="Times New Roman" w:cs="Times New Roman"/>
         </w:rPr>
       </w:pPr>
       <w:r>
@@ -2127,7 +2127,6 @@
       <w:r>
         <w:rPr>
           <w:rFonts w:ascii="Times New Roman" w:hAnsi="Times New Roman" w:cs="Times New Roman"/>
-          <w:lang w:val="en-US"/>
         </w:rPr>
         <w:t>What troubles do you have in the current offline TA application process?</w:t>
       </w:r>
@@ -2146,7 +2145,24 @@
       <w:r>
         <w:rPr>
           <w:rFonts w:ascii="Times New Roman" w:hAnsi="Times New Roman" w:cs="Times New Roman"/>
-          <w:lang w:val="en-US"/>
+        </w:rPr>
+        <w:t>How do you currently check your TA application status? What inconveniences do you face?</w:t>
+      </w:r>
+    </w:p>
+    <w:p>
+      <w:pPr>
+        <w:numPr>
+          <w:ilvl w:val="1"/>
+          <w:numId w:val="7"/>
+        </w:numPr>
+        <w:rPr>
+          <w:rFonts w:ascii="Times New Roman" w:hAnsi="Times New Roman" w:cs="Times New Roman"/>
+          <w:lang w:val="en-US"/>
+        </w:rPr>
+      </w:pPr>
+      <w:r>
+        <w:rPr>
+          <w:rFonts w:ascii="Times New Roman" w:hAnsi="Times New Roman" w:cs="Times New Roman"/>
         </w:rPr>
         <w:t>What core functions do you expect the online recruitment system to have?</w:t>
       </w:r>
@@ -2219,24 +2235,48 @@
       <w:r>
         <w:rPr>
           <w:rFonts w:ascii="Times New Roman" w:hAnsi="Times New Roman" w:cs="Times New Roman"/>
-          <w:lang w:val="en-US"/>
-        </w:rPr>
-        <w:t>What information do you need to check when selecting TAs?</w:t>
-      </w:r>
-    </w:p>
-    <w:p>
-      <w:pPr>
-        <w:rPr>
-          <w:rFonts w:ascii="Times New Roman" w:hAnsi="Times New Roman" w:cs="Times New Roman"/>
-          <w:lang w:val="en-US"/>
-        </w:rPr>
-      </w:pPr>
-      <w:r>
-        <w:rPr>
-          <w:rFonts w:ascii="Times New Roman" w:hAnsi="Times New Roman" w:cs="Times New Roman"/>
-          <w:lang w:val="en-US"/>
         </w:rPr>
         <w:lastRenderedPageBreak/>
+        <w:t>How do you currently filter and sort qualified TA applicants? What inefficiencies exist in this process</w:t>
+      </w:r>
+      <w:r>
+        <w:rPr>
+          <w:rFonts w:ascii="Times New Roman" w:hAnsi="Times New Roman" w:cs="Times New Roman"/>
+          <w:lang w:val="en-US"/>
+        </w:rPr>
+        <w:t>?</w:t>
+      </w:r>
+    </w:p>
+    <w:p>
+      <w:pPr>
+        <w:numPr>
+          <w:ilvl w:val="1"/>
+          <w:numId w:val="7"/>
+        </w:numPr>
+        <w:rPr>
+          <w:rFonts w:ascii="Times New Roman" w:hAnsi="Times New Roman" w:cs="Times New Roman"/>
+          <w:lang w:val="en-US"/>
+        </w:rPr>
+      </w:pPr>
+      <w:r>
+        <w:rPr>
+          <w:rFonts w:ascii="Times New Roman" w:hAnsi="Times New Roman" w:cs="Times New Roman"/>
+        </w:rPr>
+        <w:t>What difficulties do you have in archiving and managing recruitment data with the current workflow?</w:t>
+      </w:r>
+    </w:p>
+    <w:p>
+      <w:pPr>
+        <w:rPr>
+          <w:rFonts w:ascii="Times New Roman" w:hAnsi="Times New Roman" w:cs="Times New Roman"/>
+          <w:lang w:val="en-US"/>
+        </w:rPr>
+      </w:pPr>
+      <w:r>
+        <w:rPr>
+          <w:rFonts w:ascii="Times New Roman" w:hAnsi="Times New Roman" w:cs="Times New Roman"/>
+          <w:lang w:val="en-US"/>
+        </w:rPr>
         <w:t>2.2 Survey Results</w:t>
       </w:r>
     </w:p>
@@ -2254,9 +2294,15 @@
       <w:r>
         <w:rPr>
           <w:rFonts w:ascii="Times New Roman" w:hAnsi="Times New Roman" w:cs="Times New Roman"/>
-          <w:lang w:val="en-US"/>
-        </w:rPr>
-        <w:t>100% of interviewees said that the traditional form/Excel method has low efficiency and is easy to make mistakes.</w:t>
+        </w:rPr>
+        <w:t>100% of interviewees said that the traditional form/Excel method has low efficiency and is easy to make mistakes</w:t>
+      </w:r>
+      <w:r>
+        <w:rPr>
+          <w:rFonts w:ascii="Times New Roman" w:hAnsi="Times New Roman" w:cs="Times New Roman"/>
+          <w:lang w:val="en-US"/>
+        </w:rPr>
+        <w:t>.</w:t>
       </w:r>
     </w:p>
     <w:p>
@@ -2273,25 +2319,17 @@
       <w:r>
         <w:rPr>
           <w:rFonts w:ascii="Times New Roman" w:hAnsi="Times New Roman" w:cs="Times New Roman"/>
-          <w:lang w:val="en-US"/>
-        </w:rPr>
-        <w:t xml:space="preserve">All Module </w:t>
-      </w:r>
-      <w:proofErr w:type="spellStart"/>
-      <w:r>
-        <w:rPr>
-          <w:rFonts w:ascii="Times New Roman" w:hAnsi="Times New Roman" w:cs="Times New Roman"/>
-          <w:lang w:val="en-US"/>
-        </w:rPr>
-        <w:t>Organisers</w:t>
-      </w:r>
-      <w:proofErr w:type="spellEnd"/>
-      <w:r>
-        <w:rPr>
-          <w:rFonts w:ascii="Times New Roman" w:hAnsi="Times New Roman" w:cs="Times New Roman"/>
-          <w:lang w:val="en-US"/>
-        </w:rPr>
-        <w:t xml:space="preserve"> hope to post jobs and check applications online.</w:t>
+        </w:rPr>
+        <w:t>All Module Organisers hope to post jobs and check applications online.</w:t>
+      </w:r>
+      <w:r>
+        <w:t xml:space="preserve"> </w:t>
+      </w:r>
+      <w:r>
+        <w:rPr>
+          <w:rFonts w:ascii="Times New Roman" w:hAnsi="Times New Roman" w:cs="Times New Roman"/>
+        </w:rPr>
+        <w:t>All TA applicants need the function of checking application status at any time.</w:t>
       </w:r>
     </w:p>
     <w:p>
@@ -2308,9 +2346,8 @@
       <w:r>
         <w:rPr>
           <w:rFonts w:ascii="Times New Roman" w:hAnsi="Times New Roman" w:cs="Times New Roman"/>
-          <w:lang w:val="en-US"/>
-        </w:rPr>
-        <w:t>All TA applicants need the function of checking application status at any time.</w:t>
+        </w:rPr>
+        <w:t>Both TA applicants and Module Organisers stated that the lack of real-time application status updates causes poor communication between the two parties.</w:t>
       </w:r>
     </w:p>
     <w:p>
@@ -2412,7 +2449,6 @@
           </w:rPr>
           <w:t xml:space="preserve"> - BOSS</w:t>
         </w:r>
-        <w:proofErr w:type="gramStart"/>
         <w:r>
           <w:rPr>
             <w:rStyle w:val="af3"/>
@@ -2420,7 +2456,6 @@
           </w:rPr>
           <w:t>直聘</w:t>
         </w:r>
-        <w:proofErr w:type="gramEnd"/>
       </w:hyperlink>
     </w:p>
     <w:p>
@@ -2516,17 +2551,8 @@
             <w:rStyle w:val="af3"/>
             <w:rFonts w:ascii="Times New Roman" w:hAnsi="Times New Roman" w:cs="Times New Roman"/>
           </w:rPr>
-          <w:t>前程无忧教师</w:t>
+          <w:t>前程无忧教师招聘网</w:t>
         </w:r>
-        <w:proofErr w:type="gramStart"/>
-        <w:r>
-          <w:rPr>
-            <w:rStyle w:val="af3"/>
-            <w:rFonts w:ascii="Times New Roman" w:hAnsi="Times New Roman" w:cs="Times New Roman"/>
-          </w:rPr>
-          <w:t>招聘网</w:t>
-        </w:r>
-        <w:proofErr w:type="gramEnd"/>
       </w:hyperlink>
     </w:p>
     <w:p>
@@ -2599,7 +2625,6 @@
           </w:rPr>
           <w:t>-</w:t>
         </w:r>
-        <w:proofErr w:type="gramStart"/>
         <w:r>
           <w:rPr>
             <w:rStyle w:val="af3"/>
@@ -2607,7 +2632,6 @@
           </w:rPr>
           <w:t>猎聘</w:t>
         </w:r>
-        <w:proofErr w:type="gramEnd"/>
       </w:hyperlink>
     </w:p>
     <w:p>
@@ -2779,22 +2803,71 @@
           <w:rFonts w:ascii="Times New Roman" w:hAnsi="Times New Roman" w:cs="Times New Roman"/>
           <w:lang w:val="en-US"/>
         </w:rPr>
-        <w:t xml:space="preserve"> Customer Feedback</w:t>
-      </w:r>
-    </w:p>
-    <w:p>
-      <w:pPr>
-        <w:rPr>
-          <w:rFonts w:ascii="Times New Roman" w:hAnsi="Times New Roman" w:cs="Times New Roman"/>
-          <w:lang w:val="en-US"/>
-        </w:rPr>
-      </w:pPr>
-      <w:r>
-        <w:rPr>
-          <w:rFonts w:ascii="Times New Roman" w:hAnsi="Times New Roman" w:cs="Times New Roman"/>
-          <w:lang w:val="en-US"/>
-        </w:rPr>
-        <w:t>The school’s teaching team affirmed our requirement analysis results. They agreed that the core functions we designed can effectively solve the pain points of the traditional TA recruitment process.</w:t>
+        <w:t xml:space="preserve"> </w:t>
+      </w:r>
+      <w:r>
+        <w:rPr>
+          <w:rFonts w:ascii="Times New Roman" w:hAnsi="Times New Roman" w:cs="Times New Roman" w:hint="eastAsia"/>
+          <w:lang w:val="en-US"/>
+        </w:rPr>
+        <w:t>TA</w:t>
+      </w:r>
+      <w:r>
+        <w:rPr>
+          <w:rFonts w:ascii="Times New Roman" w:hAnsi="Times New Roman" w:cs="Times New Roman"/>
+          <w:lang w:val="en-US"/>
+        </w:rPr>
+        <w:t>’</w:t>
+      </w:r>
+      <w:r>
+        <w:rPr>
+          <w:rFonts w:ascii="Times New Roman" w:hAnsi="Times New Roman" w:cs="Times New Roman" w:hint="eastAsia"/>
+          <w:lang w:val="en-US"/>
+        </w:rPr>
+        <w:t>s</w:t>
+      </w:r>
+      <w:r>
+        <w:rPr>
+          <w:rFonts w:ascii="Times New Roman" w:hAnsi="Times New Roman" w:cs="Times New Roman"/>
+          <w:lang w:val="en-US"/>
+        </w:rPr>
+        <w:t xml:space="preserve"> Feedback</w:t>
+      </w:r>
+    </w:p>
+    <w:p>
+      <w:pPr>
+        <w:rPr>
+          <w:rFonts w:ascii="Times New Roman" w:hAnsi="Times New Roman" w:cs="Times New Roman"/>
+          <w:lang w:val="en-US"/>
+        </w:rPr>
+      </w:pPr>
+      <w:r>
+        <w:rPr>
+          <w:rFonts w:ascii="Times New Roman" w:hAnsi="Times New Roman" w:cs="Times New Roman" w:hint="eastAsia"/>
+          <w:lang w:val="en-US"/>
+        </w:rPr>
+        <w:t>Our group</w:t>
+      </w:r>
+      <w:r>
+        <w:rPr>
+          <w:rFonts w:ascii="Times New Roman" w:hAnsi="Times New Roman" w:cs="Times New Roman"/>
+          <w:lang w:val="en-US"/>
+        </w:rPr>
+        <w:t>’</w:t>
+      </w:r>
+      <w:r>
+        <w:rPr>
+          <w:rFonts w:ascii="Times New Roman" w:hAnsi="Times New Roman" w:cs="Times New Roman" w:hint="eastAsia"/>
+          <w:lang w:val="en-US"/>
+        </w:rPr>
+        <w:t>s TA</w:t>
+      </w:r>
+      <w:r>
+        <w:rPr>
+          <w:rFonts w:ascii="Times New Roman" w:hAnsi="Times New Roman" w:cs="Times New Roman"/>
+          <w:lang w:val="en-US"/>
+        </w:rPr>
+        <w:t xml:space="preserve"> affirmed our requirement analysis results. They agreed that the core functions we designed can effectively solve the pain points of the traditional TA recruitment process.</w:t>
       </w:r>
     </w:p>
     <w:p>
